--- a/example_articles/countries/Colombia/4.countries_Colombia_Other_publisher.docx
+++ b/example_articles/countries/Colombia/4.countries_Colombia_Other_publisher.docx
@@ -27,17 +27,17 @@
     </w:p>
     <w:p>
       <w:r>
-        <w:t>Source File: Other publishers/Files (500) (19).DOCX</w:t>
+        <w:t>Source file: Other publishers/Files (500) (19).DOCX</w:t>
       </w:r>
     </w:p>
     <w:p>
       <w:r>
-        <w:t>Raw locations result: ['Colombia']</w:t>
+        <w:t>Raw locations result, 'locations': ['Colombia']</w:t>
       </w:r>
     </w:p>
     <w:p>
       <w:r>
-        <w:t>countries_stand_flat (Standardized): Colombia</w:t>
+        <w:t>Standardized locations result, 'countries_stand_flat': Colombia</w:t>
       </w:r>
     </w:p>
     <w:p>

--- a/example_articles/countries/Colombia/4.countries_Colombia_Other_publisher.docx
+++ b/example_articles/countries/Colombia/4.countries_Colombia_Other_publisher.docx
@@ -7,11 +7,7 @@
         <w:pStyle w:val="Heading1"/>
       </w:pPr>
       <w:r>
-        <w:t>On drug war's front line;</w:t>
-        <w:br/>
-        <w:t>Cartels thrive in Medellin's 'narco-culture';</w:t>
-        <w:br/>
-        <w:t>Cocaine's 'magicians' control city</w:t>
+        <w:t>TAINT OF THE CARTELS TOUCHES SOCCER IN COLOMBIA, SOCCER IS A NATIONAL OBSESSION. IT, TOO, CANNOT ESCAPE THE NARCO-TRAFFICKERS.</w:t>
       </w:r>
     </w:p>
     <w:p>
@@ -21,17 +17,17 @@
     </w:p>
     <w:p>
       <w:r>
-        <w:t>Date: 1989-08-28</w:t>
+        <w:t>Date: 1994-05-29</w:t>
       </w:r>
     </w:p>
     <w:p>
       <w:r>
-        <w:t>Section: NEWS; Pg. 1A; Cover Story</w:t>
+        <w:t>Section: NATIONAL; Pg. A01</w:t>
       </w:r>
     </w:p>
     <w:p>
       <w:r>
-        <w:t>Source file: Other publishers/Files (500) (30).DOCX</w:t>
+        <w:t>Source file: Other publishers/Files (500) (31).DOCX</w:t>
       </w:r>
     </w:p>
     <w:p>
@@ -53,85 +49,121 @@
     </w:p>
     <w:p>
       <w:r>
-        <w:t>''We've got a narco-culture here,'' says Santos. ''It's affected the economy. It's corrupted the military and political system. It's a presence permeating all levels, from elegant landowners playing polo at their clubs to rural peasants.''</w:t>
+        <w:t>A lone drum stamps out a languorous rhythm as the scrunched-in crowd at old El Campin stadium sings along to local vallenato music. Yellow, blue and red balloons float gracefully out of the stadium toward the mountains.</w:t>
         <w:br/>
-        <w:t>From Medellin's airport, the Santa Elena, Las Palmas or the Medellin-Bogota road lead to Medellin, nestled in a wide valley. Each hour-long route is a gamble. Bullet-punctured bodies, victims of los sicarios, the cartel's assassins, can be found dumped along the red clay gullies bordering the narrow roads.</w:t>
+        <w:t>Down on the field is Colombia's national soccer team, a team that the United States will play in the first round of the World Cup next month. A flick of a heel sends the ball skittering. A pass hums through opposing legs.</w:t>
         <w:br/>
-        <w:t>Medellin appears below. Tall office buildings cloaked with glass form the core of the bustling city of 3 million, Colombia's second-largest.</w:t>
+        <w:t>Up on the scoreboard, a message blares in bold, electronic letters:</w:t>
         <w:br/>
-        <w:t>There were 5,000 murders in Colombia in 1986, one of the world's highest per capita murder rates for a country not at war. Half were here.</w:t>
+        <w:t>Kidnapping is a crime. Combat it.</w:t>
         <w:br/>
-        <w:t>The commercial area melds into working-class neighborhoods, then slums. Higher, much higher, are sleek condominiums and luxurious mansions nestled in tropical greenery. You have arrived in the land of Los Magicos, the name given to Colombia's estimated 20,000 instant millionaires who, as if by magic, accumulated vast wealth overnight.</w:t>
+        <w:t>It is said that a World Cup team is a reflection of the society from which it is drawn. "You play how you live," is the way Colombia's national-team coach, Francisco "Pacho" Maturana, puts it.</w:t>
         <w:br/>
-        <w:t>The riches came from cocaine. The Medellin cartel grosses an estimated $ 3 billion yearly supplying 75 percent of the USA's white powder.</w:t>
+        <w:t>And in Colombia, the game can be as beautiful as the country's emerald mountains. But hovering in the background are the kidnappings and the murders and the multibillion-dollar narco-trafficking cartels that have stained and ensnarled the nation.</w:t>
         <w:br/>
-        <w:t>Money and murder protect the cartel's market share. The system is called plata o plomo - silver or lead. Government officials, police and politicians are told to take the silver - bribes - or expect lead in the form of bullets. Since 1981, cartels have been linked to the murders of 220 officials.</w:t>
+        <w:t>As the national team is being promoted here as Colombia's greatest export, one of the bedrocks of the team's rise to contender status in the World Cup is seldom mentioned in such stadiums as El Campin: Investigators say that up to 70 percent of the cost of sponsoring the nation's professional clubs was paid by cocaine cartel operations.</w:t>
         <w:br/>
-        <w:t>The situation ''can be discouraging,'' says Eduardo Maldonado Quinche in the Bogota headquarters of the DAS, Colombia's FBI. ''We put these people in jail and then they get out. But we can't despair. We have to keep fighting this poison.''</w:t>
+        <w:t>It is not that members of the team are suspected of any wrongdoing. It's that the billions and billions of dollars that narco-trafficking produces permeate every institution in Colombia's diverse and vibrant society, including the sport that is a national obsession.</w:t>
         <w:br/>
-        <w:t>Colombian authorities have launched anti-cartel campaigns before. But cooperative, or fearful, officials either tipped off cartel chiefs beforehand or engineered freedom for those who've been jailed.</w:t>
+        <w:t>Maturana's great goalkeeper, Rene Higuita, won't be at the World Cup this summer in the United States. Higuita was known as El Loco even before he agreed to be a go-between in a kidnapping involving rival drug kingpins and ended up in jail.</w:t>
         <w:br/>
-        <w:t>More than anything, Colombia's cocaine traffickers fear extradition to the USA because they can't influence our courts. Cartel bosses chalked up a big victory in 1987, when a fearful supreme court overturned an extradition treaty with the United States. The cartel wasn't just above the law; it was the law.</w:t>
+        <w:t>The late Pablo Escobar, the murderous ruler of the Medellin cartel before he was gunned down last December, sponsored several teams, law enforcement officials contend. He was such a fan that one of his private soccer fields had grass imported from England.</w:t>
         <w:br/>
-        <w:t>But something happened in Colombia the last two weeks. Three murders in 48 hours - a judge who'd signed an arrest warrant for a cartel boss, a provincial police chief and, finally, a presidential candidate - sparked a national revolt against the drug trade leading to draconian measures against the cartel.</w:t>
+        <w:t>"They could do anything. They put so much money into this," a high- ranking Colombian police officer said of the interest taken in soccer during the 1980s by the Medellin, Cali and Bogota cartels. "They bid against each other. The price went up and up."</w:t>
         <w:br/>
-        <w:t>Hours after the candidate, Luis Carlos Galan, died, President Virgilio Barco announced seven presidential decrees. They reinstated extradition of drug traffickers to the United States and allowed troops and police to carry out mass arrests and seize property, bypassing the courts.</w:t>
+        <w:t>Every place Escobar lived, even the prison he built for himself and from which he eventually escaped, had a soccer field.</w:t>
         <w:br/>
-        <w:t>Cartel reaction was swift: A group calling itself ''The Extraditables'' bombed two political party offices here, killing one man, and set fire to two homes of Colombian politicians.</w:t>
+        <w:t>The high-ranking policeman, who had chased Escobar for years, sat in his office in Bogota this month and talked about Escobar and the sport he worshiped.</w:t>
         <w:br/>
-        <w:t>This latest anti-cartel campaign may fizzle, but Colombian officials seem determined.</w:t>
+        <w:t>"The whole cartel, they were so in love with football," said the policeman, who asked that, to protect his life, his name not be used.</w:t>
         <w:br/>
-        <w:t>The cartel bosses who operated openly here have fled to jungle hideouts or, according to news reports, to asylum offered by Panamanian strongman Manuel Antonio Noriega.</w:t>
+        <w:t>He said some cartel members gave themselves such nicknames as Platini and Maradona, to identify with such soccer favorites as former French star Michel Platini and Argentine star Diego Maradona.</w:t>
         <w:br/>
-        <w:t>In the slums, many poor think of the cartel chiefs as Robin Hoods, stealing from the rich to help them. Millions in drug trafficking money, pocket change for the cartel, have paid for soccer fields, decent housing, parks and food giveaways.</w:t>
+        <w:t>Even when Escobar and the other leaders of the cartel became very rich men, the police official said, they loved to go back to their old neighborhoods, to play soccer on the same fields. The police could never catch them there, though. Too many lookouts.</w:t>
         <w:br/>
-        <w:t>''I pray every day for Don Pablo,'' says Esperanza Piedradita, 65, who lives in one of 400 tiny brick homes Pablo Escobar built free for some of Medellin's poorest inhabitants. Their previous residence: a garbage dump.</w:t>
+        <w:t>Many from the cartel hierarchy grew up in the same poor neighborhoods that spawned most of the players on the national team. Friendships developed. Several players, including Higuita, were photographed visiting Escobar in prison. The policeman said more soccer stars had visited the prison outside Medellin.</w:t>
         <w:br/>
-        <w:t>Cartel money spent in Medellin's slums - where strangers get hard stares from hard-looking young men standing on corners and in doorways - has created a fifth column for the drug traffickers.</w:t>
+        <w:t>"When (Escobar) was in prison, he used to bring in friends from the national team to play with him and some inmates," the policeman said.</w:t>
         <w:br/>
-        <w:t>A web of informers, from the corner shoeshine men to maids in Medellin hotels, provide raw intelligence. Sicario bands, with names such as the Terminator Gang, the Devils and the Rambos, recruit willing apprentice killers from the ranks of poor youths.</w:t>
+        <w:t>How many players?</w:t>
         <w:br/>
-        <w:t>Still, perceptions seem to be changing. The drug traffickers may have become just too arrogant.</w:t>
+        <w:t>"Almost the whole national team," the police official said.</w:t>
         <w:br/>
-        <w:t>''We're all fed up,'' says Victor Manuel Villamizar, 51, a tourist company employee. ''We should cut the head off the serpents. The offensive has to continue.''</w:t>
+        <w:t>*</w:t>
         <w:br/>
-        <w:t>Despite the bombings and fires, the drug traffickers seem - at least for now - shocked by the harshness of the government's latest assault.</w:t>
+        <w:t>Maturana, the coach, said it was unfair to focus on the influence of the cocaine kingpins in his country.</w:t>
         <w:br/>
-        <w:t>Luis Fernando Galeano Berrio, 39, identified as finance chief for Rodriguez Gacha, is one of a half-dozen detainees authorities describe as key, second-level cartel executives sought for extradition. He's in a cell at the Colombian Army's 4th Brigade here.</w:t>
+        <w:t>"Narco-trafficking, it is not just Colombian. It belongs to the world," he said.</w:t>
         <w:br/>
-        <w:t>When Army commanders allow in a visitor, Galeano, clad in a dark blue warmup suit, jumps in fright from his cot. Army officers later say he thought the visitor was an agent from the U.S. Drug Enforcement Administration coming to take him away.</w:t>
+        <w:t>Some years ago, Maturana moved from a team sponsored by the Medellin cartel to one sponsoredby the Cali cartel without incident. A national icon, he will leave the country after the World Cup to coach in Spain.</w:t>
         <w:br/>
-        <w:t>''I'm not one of the extraditable ones!'' he says, voice breaking with fear. ''I'm innocent. I don't know any drug traffickers. This is repression. I'm just here because they found me with a pistol, a revolver and a shotgun, all for my personal defense.''</w:t>
+        <w:t>After the traditional favorites - Germany, Brazil, Italy and Argentina - Maturana's creation probably has as good a chance as any in the month-long World Cup tournament. Held every four years and set to begin June 17, the World Cup will be hosted by the United States for the first time.</w:t>
         <w:br/>
-        <w:t>The army moved swiftly, once Barco signed the decrees, raiding Los Magicos' palatial digs.</w:t>
+        <w:t>A trained dentist, Maturana talks to his players about how you can't be a good soccer player if you have a disorganized life.</w:t>
         <w:br/>
-        <w:t>At the $ 2 million, five-bedroom mansion of Maria Lea Posadas, Jorge Ochoa's mistress, troops found a two-story, lavender Cinderella play castle for their 9-year-old daughter. It had a working bathroom, wooden moat and artificial lake populated by a family of black swans.</w:t>
+        <w:t>And as long as the players follow his orders, Maturana says, they are free to fulfill their own fantasies on the field.</w:t>
         <w:br/>
-        <w:t>At a hilltop estate owned by Pablo Escobar, complete with barracks for 40 sicario bodyguards, stands a luxurious, two-story log cabin topped with a thatch roof.</w:t>
+        <w:t>"Obligations first, then the possibilities," he said.</w:t>
         <w:br/>
-        <w:t>The army says Escobar used the one-bedroom cabin as a weekend retreat. The closet still holds 38 of his Italian sport shirts. His toiletries - Scope mouthwash, Yardley shaving cream and large bottle of Pepto-Bismol - are on a shelf inside the bathroom, with a shower room big enough to handle a small party. Mirrors line the ceiling over Escobar's brass double bed.</w:t>
+        <w:t>The coach, who took over the national team in 1987 after a succession of foreign coaches, sought to instill a Colombian style. Indeed, he celebrates the regional eccentricities his players bring to the team. Star midfielder Carlos Valderrama, who grew up on the coast, seems to take his time roaming around the field but is always calculating. Fredy Rincon, a goal-scoring midfielder who grew up inland and now plays professionally in Brazil, is faster, more instinctive.</w:t>
         <w:br/>
-        <w:t>Downtown, this latest battle against the drug traffickers is the talk of Medellin.</w:t>
+        <w:t>Last September, Colombia, which had qualified for just two previous World Cups, those in 1962 and '90, went to Buenos Aires for a World Cup qualifying game against Argentina, world champion in 1986 and runner-up in 1990, and left with a breathtaking 5-0 upset that clinched a spot in this year's tournament.</w:t>
         <w:br/>
-        <w:t>''What will happen to us if the money stops coming to Medellin?'' asks a woman shopkeeper, who pleads that she not be identified.</w:t>
+        <w:t>In the locker room afterward, Maturana remembered, "we sat there, looked at each other, and then (assistant coach) Hernan Dario said: 'We are screwed. Now we have to be the champions of the world.' "</w:t>
         <w:br/>
-        <w:t>Medellin officials predict increased joblessness and more violence but say their city, once more famous for its exports of textiles, orchids and other flowers, must be weaned from the cocaine trade.</w:t>
+        <w:t>*</w:t>
         <w:br/>
-        <w:t>''This is war, and we must win,'' says Cesar Perez Berrio, spokesman for Medellin's city government.</w:t>
+        <w:t>The sidewalk is in play.</w:t>
         <w:br/>
-        <w:t>On the Santa Elena road is a sign on a church building: ''No more violence. God give us peace.''</w:t>
+        <w:t>On a side street in a working-class Bogota neighborhood, there are two pickup soccer games that seem to run into each other. A ball rolls under a parked bus, and two kids scrap for it with their feet.</w:t>
         <w:br/>
-        <w:t>The sicarios can't help but see it on their way to another killing.</w:t>
+        <w:t>Block after block, the same scenes. Wedged between little cigarette and candy shops and Mobil gas stations and rowhouses, teenagers play with men in their 40s. Spectators wait to take on the winners. The balls are usually the</w:t>
         <w:br/>
-        <w:t xml:space="preserve"> Raiding the drug lords</w:t>
+        <w:t>size of grapefruits. The fields, often concrete or asphalt, are pint-sized, too, calling for some fancy footwork.</w:t>
         <w:br/>
-        <w:t>Property seized in 817 raids over the past three days: - 678 firearms - 3,303 rounds of ammunition - 1,161 cars and trucks - 4 tons of coca paste - 242 pounds of cocaine - 62 airplanes, 18 helicopters - 141 homes and ranches - 30 yachts, 13 motorcycles - 5,222 farm animals, pets</w:t>
+        <w:t>The players make do with what equipment they have. Four boys playing on a grassy hill throw down jackets and rocks to use as goalposts.</w:t>
         <w:br/>
+        <w:t>On a court originally designed for basketball, a man wearing blue jeans and a T-shirt kicks a ball, while a boy, not quite up to the man's knees, keeps trying to snatch it. The man stops dribbling and decides it is time for some instruction. He throws the ball at the boy's feet, again and again, trying to teach him how to control it.</w:t>
         <w:br/>
-        <w:t>Notes</w:t>
+        <w:t>A pickup game starts, and the little boy is told to sit on a bench. He cries for a few moments, and then he gets up and joins the action.</w:t>
         <w:br/>
+        <w:t>The boy may be too young to read, but he has some soccer instincts. He doesn't run right after the ball. He fancies himself a left midfielder. He moves up and down the court, staying in his position.</w:t>
         <w:br/>
-        <w:t>Accompanying story; Colombian may resign after threats</w:t>
+        <w:t>Until a teenage teammate scores. Gooooooooooooooal! The little one rushes up to give him a high five.</w:t>
+        <w:br/>
+        <w:t>Colombia was passionate about soccer long before the drug lords took an interest.</w:t>
+        <w:br/>
+        <w:t>"In the golden age of football here, the narco-traffickers didn't exist," Ignacio Gomez said. "The players are the manpower of the game. They're good."</w:t>
+        <w:br/>
+        <w:t>Gomez said he believes Colombia may have gotten a little luckier in the last decade. The infrastructure, the stadiums and training grounds, has improved along with the salaries.</w:t>
+        <w:br/>
+        <w:t>Gomez was co-author of a book, The Bosses of the Game, published in 1987, that described connections between the cartels and professional soccer in Colombia.</w:t>
+        <w:br/>
+        <w:t>At the time, the cartels didn't issue denials, just death threats. Although the book was written under a pseudonym, the identities of the authors got out soon enough, and Gomez left the country for nine months.</w:t>
+        <w:br/>
+        <w:t>"I had a tour of Europe," he said with a smile.</w:t>
+        <w:br/>
+        <w:t>It isn't only money that has infiltrated the sport in Colombia. There has been violence in the last decade. A club executive kidnapped and murdered. A referee shot. This is a country with a murder rate eight times higher than that of the United States, higher than that of any peacetime nation in the world.</w:t>
+        <w:br/>
+        <w:t>Kidnapping has become knit into the fabric, too. Guerrilla groups with vague political affiliations and paramilitary groups that are available for hiring by the cartels are often said to be responsible. Someone is taken every four hours in Colombia.</w:t>
+        <w:br/>
+        <w:t>Anyone with money is a target. Four days after Colombia had qualified for the World Cup, kidnappers riding motorcycles grabbed the 4-year-old son of Colombian defender Luis Herrera from a nursery school bus. They demanded $187,000 for the boy's release but were captured first, the boy unharmed.</w:t>
+        <w:br/>
+        <w:t>Law enforcement officials do not believe that Higuita was involved in the kidnapping last May that led to his downfall. The police official in Bogota said Higuita apparently was a "very close friend" of the kidnappers of the 13-year-old daughter of one of the richest men in Medellin, Luis Carlos Molina, an alleged drug lord.</w:t>
+        <w:br/>
+        <w:t>El Loco paid the kidnappers, got the girl released, and received a $50,000 "reward" from Molina. Higuita was arrested, accused of profiting from a kidnapping, and kept seven months in prison. Charges are still pending.</w:t>
+        <w:br/>
+        <w:t>Higuita has never denied a friendship with Escobar. A phone call he made to Pablo's brother, Roberto Escobar Gaviria, at Itagui prison on Nov. 12, 1992, was tape-recorded. Higuita was out of shape and trying to get back on Atletico Nacional, which had dropped him. Roberto Escobar told him he was working things out and did so, in another tape-recorded phone call, with a director of Atletico Nacional.</w:t>
+        <w:br/>
+        <w:t>"Look, I'm calling you for the following. Let's see if you can go along with this," Roberto Escobar said to the team director. "That boy, I've been talking with him, with the goalkeeper. He has repented all those stupidities, brother. . . . He cannot be left, because he will be lost."</w:t>
+        <w:br/>
+        <w:t>The police official who took part in the search for Pablo Escobar tells a story about how Escobar bought a ranch in the hills above Medellin for a Catholic priest and used the place as a hideout.</w:t>
+        <w:br/>
+        <w:t>From the priest's house, the policeman said, Escobar would look through a sophisticated telescope.</w:t>
+        <w:br/>
+        <w:t>Searching for police, perhaps?</w:t>
+        <w:br/>
+        <w:t>Watching Atletico Nacional play soccer.</w:t>
         <w:br/>
         <w:br/>
         <w:t>Graphic</w:t>
@@ -139,11 +171,28 @@
         <w:br/>
         <w:t xml:space="preserve"> </w:t>
         <w:br/>
-        <w:t>color, USA TODAY (Map, Colombia); PHOTO; color, Vladimiro Posada, AP (Playhouse at Medellin mansion of Jorge Ochoa); PHOTO; color, Vladimiro Posada, AP ( Luis Fernando Galeano Berrio)</w:t>
+        <w:t>PHOTO;</w:t>
         <w:br/>
-        <w:t xml:space="preserve"> </w:t>
         <w:br/>
-        <w:t>CUTLINE: DAUGHTER'S TOY: Drug kingpin Jorge Ochoa built a Cinderella playhouse, with working bathroom and mini-lake with swans, for his and his mistress' child at her Medellin mansion. CUTLINE: IN JAIL: Luis Fernando Galeano Berrio, 39, a Medellin cartel finance chief.</w:t>
+        <w:t>PHOTO (4)</w:t>
+        <w:br/>
+        <w:t>1. Construction workers in Bogota play a pickup soccer game on a basketball</w:t>
+        <w:br/>
+        <w:t>court during their lunch break. (For The Inquirer, ZOE SELSKY)</w:t>
+        <w:br/>
+        <w:t>2. Carlos Valderrama (left) in action in a game with Fiorentina, an Italian</w:t>
+        <w:br/>
+        <w:t>pro team, in Florence. Valderrama is a star for the Colombian national team,</w:t>
+        <w:br/>
+        <w:t>which will face the United States in the World Cup. (Reuters)</w:t>
+        <w:br/>
+        <w:t>3. National team coach Francisco Maturana has produced a uniquely Colombian</w:t>
+        <w:br/>
+        <w:t>style of play.</w:t>
+        <w:br/>
+        <w:t>4. Pablo Escobar, the ruler of the Medellin cartel, was an avid fan who</w:t>
+        <w:br/>
+        <w:t>sponsored several teams.</w:t>
       </w:r>
     </w:p>
     <w:sectPr>

--- a/example_articles/countries/Colombia/4.countries_Colombia_Other_publisher.docx
+++ b/example_articles/countries/Colombia/4.countries_Colombia_Other_publisher.docx
@@ -7,7 +7,11 @@
         <w:pStyle w:val="Heading1"/>
       </w:pPr>
       <w:r>
-        <w:t>TAINT OF THE CARTELS TOUCHES SOCCER IN COLOMBIA, SOCCER IS A NATIONAL OBSESSION. IT, TOO, CANNOT ESCAPE THE NARCO-TRAFFICKERS.</w:t>
+        <w:t>On drug war's front line;</w:t>
+        <w:br/>
+        <w:t>Cartels thrive in Medellin's 'narco-culture';</w:t>
+        <w:br/>
+        <w:t>Cocaine's 'magicians' control city</w:t>
       </w:r>
     </w:p>
     <w:p>
@@ -17,17 +21,17 @@
     </w:p>
     <w:p>
       <w:r>
-        <w:t>Date: 1994-05-29</w:t>
+        <w:t>Date: 1989-08-28</w:t>
       </w:r>
     </w:p>
     <w:p>
       <w:r>
-        <w:t>Section: NATIONAL; Pg. A01</w:t>
+        <w:t>Section: NEWS; Pg. 1A; Cover Story</w:t>
       </w:r>
     </w:p>
     <w:p>
       <w:r>
-        <w:t>Source file: Other publishers/Files (500) (31).DOCX</w:t>
+        <w:t>Source file: Other publishers/Files (500) (30).DOCX</w:t>
       </w:r>
     </w:p>
     <w:p>
@@ -49,121 +53,85 @@
     </w:p>
     <w:p>
       <w:r>
-        <w:t>A lone drum stamps out a languorous rhythm as the scrunched-in crowd at old El Campin stadium sings along to local vallenato music. Yellow, blue and red balloons float gracefully out of the stadium toward the mountains.</w:t>
+        <w:t>''We've got a narco-culture here,'' says Santos. ''It's affected the economy. It's corrupted the military and political system. It's a presence permeating all levels, from elegant landowners playing polo at their clubs to rural peasants.''</w:t>
         <w:br/>
-        <w:t>Down on the field is Colombia's national soccer team, a team that the United States will play in the first round of the World Cup next month. A flick of a heel sends the ball skittering. A pass hums through opposing legs.</w:t>
+        <w:t>From Medellin's airport, the Santa Elena, Las Palmas or the Medellin-Bogota road lead to Medellin, nestled in a wide valley. Each hour-long route is a gamble. Bullet-punctured bodies, victims of los sicarios, the cartel's assassins, can be found dumped along the red clay gullies bordering the narrow roads.</w:t>
         <w:br/>
-        <w:t>Up on the scoreboard, a message blares in bold, electronic letters:</w:t>
+        <w:t>Medellin appears below. Tall office buildings cloaked with glass form the core of the bustling city of 3 million, Colombia's second-largest.</w:t>
         <w:br/>
-        <w:t>Kidnapping is a crime. Combat it.</w:t>
+        <w:t>There were 5,000 murders in Colombia in 1986, one of the world's highest per capita murder rates for a country not at war. Half were here.</w:t>
         <w:br/>
-        <w:t>It is said that a World Cup team is a reflection of the society from which it is drawn. "You play how you live," is the way Colombia's national-team coach, Francisco "Pacho" Maturana, puts it.</w:t>
+        <w:t>The commercial area melds into working-class neighborhoods, then slums. Higher, much higher, are sleek condominiums and luxurious mansions nestled in tropical greenery. You have arrived in the land of Los Magicos, the name given to Colombia's estimated 20,000 instant millionaires who, as if by magic, accumulated vast wealth overnight.</w:t>
         <w:br/>
-        <w:t>And in Colombia, the game can be as beautiful as the country's emerald mountains. But hovering in the background are the kidnappings and the murders and the multibillion-dollar narco-trafficking cartels that have stained and ensnarled the nation.</w:t>
+        <w:t>The riches came from cocaine. The Medellin cartel grosses an estimated $ 3 billion yearly supplying 75 percent of the USA's white powder.</w:t>
         <w:br/>
-        <w:t>As the national team is being promoted here as Colombia's greatest export, one of the bedrocks of the team's rise to contender status in the World Cup is seldom mentioned in such stadiums as El Campin: Investigators say that up to 70 percent of the cost of sponsoring the nation's professional clubs was paid by cocaine cartel operations.</w:t>
+        <w:t>Money and murder protect the cartel's market share. The system is called plata o plomo - silver or lead. Government officials, police and politicians are told to take the silver - bribes - or expect lead in the form of bullets. Since 1981, cartels have been linked to the murders of 220 officials.</w:t>
         <w:br/>
-        <w:t>It is not that members of the team are suspected of any wrongdoing. It's that the billions and billions of dollars that narco-trafficking produces permeate every institution in Colombia's diverse and vibrant society, including the sport that is a national obsession.</w:t>
+        <w:t>The situation ''can be discouraging,'' says Eduardo Maldonado Quinche in the Bogota headquarters of the DAS, Colombia's FBI. ''We put these people in jail and then they get out. But we can't despair. We have to keep fighting this poison.''</w:t>
         <w:br/>
-        <w:t>Maturana's great goalkeeper, Rene Higuita, won't be at the World Cup this summer in the United States. Higuita was known as El Loco even before he agreed to be a go-between in a kidnapping involving rival drug kingpins and ended up in jail.</w:t>
+        <w:t>Colombian authorities have launched anti-cartel campaigns before. But cooperative, or fearful, officials either tipped off cartel chiefs beforehand or engineered freedom for those who've been jailed.</w:t>
         <w:br/>
-        <w:t>The late Pablo Escobar, the murderous ruler of the Medellin cartel before he was gunned down last December, sponsored several teams, law enforcement officials contend. He was such a fan that one of his private soccer fields had grass imported from England.</w:t>
+        <w:t>More than anything, Colombia's cocaine traffickers fear extradition to the USA because they can't influence our courts. Cartel bosses chalked up a big victory in 1987, when a fearful supreme court overturned an extradition treaty with the United States. The cartel wasn't just above the law; it was the law.</w:t>
         <w:br/>
-        <w:t>"They could do anything. They put so much money into this," a high- ranking Colombian police officer said of the interest taken in soccer during the 1980s by the Medellin, Cali and Bogota cartels. "They bid against each other. The price went up and up."</w:t>
+        <w:t>But something happened in Colombia the last two weeks. Three murders in 48 hours - a judge who'd signed an arrest warrant for a cartel boss, a provincial police chief and, finally, a presidential candidate - sparked a national revolt against the drug trade leading to draconian measures against the cartel.</w:t>
         <w:br/>
-        <w:t>Every place Escobar lived, even the prison he built for himself and from which he eventually escaped, had a soccer field.</w:t>
+        <w:t>Hours after the candidate, Luis Carlos Galan, died, President Virgilio Barco announced seven presidential decrees. They reinstated extradition of drug traffickers to the United States and allowed troops and police to carry out mass arrests and seize property, bypassing the courts.</w:t>
         <w:br/>
-        <w:t>The high-ranking policeman, who had chased Escobar for years, sat in his office in Bogota this month and talked about Escobar and the sport he worshiped.</w:t>
+        <w:t>Cartel reaction was swift: A group calling itself ''The Extraditables'' bombed two political party offices here, killing one man, and set fire to two homes of Colombian politicians.</w:t>
         <w:br/>
-        <w:t>"The whole cartel, they were so in love with football," said the policeman, who asked that, to protect his life, his name not be used.</w:t>
+        <w:t>This latest anti-cartel campaign may fizzle, but Colombian officials seem determined.</w:t>
         <w:br/>
-        <w:t>He said some cartel members gave themselves such nicknames as Platini and Maradona, to identify with such soccer favorites as former French star Michel Platini and Argentine star Diego Maradona.</w:t>
+        <w:t>The cartel bosses who operated openly here have fled to jungle hideouts or, according to news reports, to asylum offered by Panamanian strongman Manuel Antonio Noriega.</w:t>
         <w:br/>
-        <w:t>Even when Escobar and the other leaders of the cartel became very rich men, the police official said, they loved to go back to their old neighborhoods, to play soccer on the same fields. The police could never catch them there, though. Too many lookouts.</w:t>
+        <w:t>In the slums, many poor think of the cartel chiefs as Robin Hoods, stealing from the rich to help them. Millions in drug trafficking money, pocket change for the cartel, have paid for soccer fields, decent housing, parks and food giveaways.</w:t>
         <w:br/>
-        <w:t>Many from the cartel hierarchy grew up in the same poor neighborhoods that spawned most of the players on the national team. Friendships developed. Several players, including Higuita, were photographed visiting Escobar in prison. The policeman said more soccer stars had visited the prison outside Medellin.</w:t>
+        <w:t>''I pray every day for Don Pablo,'' says Esperanza Piedradita, 65, who lives in one of 400 tiny brick homes Pablo Escobar built free for some of Medellin's poorest inhabitants. Their previous residence: a garbage dump.</w:t>
         <w:br/>
-        <w:t>"When (Escobar) was in prison, he used to bring in friends from the national team to play with him and some inmates," the policeman said.</w:t>
+        <w:t>Cartel money spent in Medellin's slums - where strangers get hard stares from hard-looking young men standing on corners and in doorways - has created a fifth column for the drug traffickers.</w:t>
         <w:br/>
-        <w:t>How many players?</w:t>
+        <w:t>A web of informers, from the corner shoeshine men to maids in Medellin hotels, provide raw intelligence. Sicario bands, with names such as the Terminator Gang, the Devils and the Rambos, recruit willing apprentice killers from the ranks of poor youths.</w:t>
         <w:br/>
-        <w:t>"Almost the whole national team," the police official said.</w:t>
+        <w:t>Still, perceptions seem to be changing. The drug traffickers may have become just too arrogant.</w:t>
         <w:br/>
-        <w:t>*</w:t>
+        <w:t>''We're all fed up,'' says Victor Manuel Villamizar, 51, a tourist company employee. ''We should cut the head off the serpents. The offensive has to continue.''</w:t>
         <w:br/>
-        <w:t>Maturana, the coach, said it was unfair to focus on the influence of the cocaine kingpins in his country.</w:t>
+        <w:t>Despite the bombings and fires, the drug traffickers seem - at least for now - shocked by the harshness of the government's latest assault.</w:t>
         <w:br/>
-        <w:t>"Narco-trafficking, it is not just Colombian. It belongs to the world," he said.</w:t>
+        <w:t>Luis Fernando Galeano Berrio, 39, identified as finance chief for Rodriguez Gacha, is one of a half-dozen detainees authorities describe as key, second-level cartel executives sought for extradition. He's in a cell at the Colombian Army's 4th Brigade here.</w:t>
         <w:br/>
-        <w:t>Some years ago, Maturana moved from a team sponsored by the Medellin cartel to one sponsoredby the Cali cartel without incident. A national icon, he will leave the country after the World Cup to coach in Spain.</w:t>
+        <w:t>When Army commanders allow in a visitor, Galeano, clad in a dark blue warmup suit, jumps in fright from his cot. Army officers later say he thought the visitor was an agent from the U.S. Drug Enforcement Administration coming to take him away.</w:t>
         <w:br/>
-        <w:t>After the traditional favorites - Germany, Brazil, Italy and Argentina - Maturana's creation probably has as good a chance as any in the month-long World Cup tournament. Held every four years and set to begin June 17, the World Cup will be hosted by the United States for the first time.</w:t>
+        <w:t>''I'm not one of the extraditable ones!'' he says, voice breaking with fear. ''I'm innocent. I don't know any drug traffickers. This is repression. I'm just here because they found me with a pistol, a revolver and a shotgun, all for my personal defense.''</w:t>
         <w:br/>
-        <w:t>A trained dentist, Maturana talks to his players about how you can't be a good soccer player if you have a disorganized life.</w:t>
+        <w:t>The army moved swiftly, once Barco signed the decrees, raiding Los Magicos' palatial digs.</w:t>
         <w:br/>
-        <w:t>And as long as the players follow his orders, Maturana says, they are free to fulfill their own fantasies on the field.</w:t>
+        <w:t>At the $ 2 million, five-bedroom mansion of Maria Lea Posadas, Jorge Ochoa's mistress, troops found a two-story, lavender Cinderella play castle for their 9-year-old daughter. It had a working bathroom, wooden moat and artificial lake populated by a family of black swans.</w:t>
         <w:br/>
-        <w:t>"Obligations first, then the possibilities," he said.</w:t>
+        <w:t>At a hilltop estate owned by Pablo Escobar, complete with barracks for 40 sicario bodyguards, stands a luxurious, two-story log cabin topped with a thatch roof.</w:t>
         <w:br/>
-        <w:t>The coach, who took over the national team in 1987 after a succession of foreign coaches, sought to instill a Colombian style. Indeed, he celebrates the regional eccentricities his players bring to the team. Star midfielder Carlos Valderrama, who grew up on the coast, seems to take his time roaming around the field but is always calculating. Fredy Rincon, a goal-scoring midfielder who grew up inland and now plays professionally in Brazil, is faster, more instinctive.</w:t>
+        <w:t>The army says Escobar used the one-bedroom cabin as a weekend retreat. The closet still holds 38 of his Italian sport shirts. His toiletries - Scope mouthwash, Yardley shaving cream and large bottle of Pepto-Bismol - are on a shelf inside the bathroom, with a shower room big enough to handle a small party. Mirrors line the ceiling over Escobar's brass double bed.</w:t>
         <w:br/>
-        <w:t>Last September, Colombia, which had qualified for just two previous World Cups, those in 1962 and '90, went to Buenos Aires for a World Cup qualifying game against Argentina, world champion in 1986 and runner-up in 1990, and left with a breathtaking 5-0 upset that clinched a spot in this year's tournament.</w:t>
+        <w:t>Downtown, this latest battle against the drug traffickers is the talk of Medellin.</w:t>
         <w:br/>
-        <w:t>In the locker room afterward, Maturana remembered, "we sat there, looked at each other, and then (assistant coach) Hernan Dario said: 'We are screwed. Now we have to be the champions of the world.' "</w:t>
+        <w:t>''What will happen to us if the money stops coming to Medellin?'' asks a woman shopkeeper, who pleads that she not be identified.</w:t>
         <w:br/>
-        <w:t>*</w:t>
+        <w:t>Medellin officials predict increased joblessness and more violence but say their city, once more famous for its exports of textiles, orchids and other flowers, must be weaned from the cocaine trade.</w:t>
         <w:br/>
-        <w:t>The sidewalk is in play.</w:t>
+        <w:t>''This is war, and we must win,'' says Cesar Perez Berrio, spokesman for Medellin's city government.</w:t>
         <w:br/>
-        <w:t>On a side street in a working-class Bogota neighborhood, there are two pickup soccer games that seem to run into each other. A ball rolls under a parked bus, and two kids scrap for it with their feet.</w:t>
+        <w:t>On the Santa Elena road is a sign on a church building: ''No more violence. God give us peace.''</w:t>
         <w:br/>
-        <w:t>Block after block, the same scenes. Wedged between little cigarette and candy shops and Mobil gas stations and rowhouses, teenagers play with men in their 40s. Spectators wait to take on the winners. The balls are usually the</w:t>
+        <w:t>The sicarios can't help but see it on their way to another killing.</w:t>
         <w:br/>
-        <w:t>size of grapefruits. The fields, often concrete or asphalt, are pint-sized, too, calling for some fancy footwork.</w:t>
+        <w:t xml:space="preserve"> Raiding the drug lords</w:t>
         <w:br/>
-        <w:t>The players make do with what equipment they have. Four boys playing on a grassy hill throw down jackets and rocks to use as goalposts.</w:t>
+        <w:t>Property seized in 817 raids over the past three days: - 678 firearms - 3,303 rounds of ammunition - 1,161 cars and trucks - 4 tons of coca paste - 242 pounds of cocaine - 62 airplanes, 18 helicopters - 141 homes and ranches - 30 yachts, 13 motorcycles - 5,222 farm animals, pets</w:t>
         <w:br/>
-        <w:t>On a court originally designed for basketball, a man wearing blue jeans and a T-shirt kicks a ball, while a boy, not quite up to the man's knees, keeps trying to snatch it. The man stops dribbling and decides it is time for some instruction. He throws the ball at the boy's feet, again and again, trying to teach him how to control it.</w:t>
         <w:br/>
-        <w:t>A pickup game starts, and the little boy is told to sit on a bench. He cries for a few moments, and then he gets up and joins the action.</w:t>
+        <w:t>Notes</w:t>
         <w:br/>
-        <w:t>The boy may be too young to read, but he has some soccer instincts. He doesn't run right after the ball. He fancies himself a left midfielder. He moves up and down the court, staying in his position.</w:t>
         <w:br/>
-        <w:t>Until a teenage teammate scores. Gooooooooooooooal! The little one rushes up to give him a high five.</w:t>
-        <w:br/>
-        <w:t>Colombia was passionate about soccer long before the drug lords took an interest.</w:t>
-        <w:br/>
-        <w:t>"In the golden age of football here, the narco-traffickers didn't exist," Ignacio Gomez said. "The players are the manpower of the game. They're good."</w:t>
-        <w:br/>
-        <w:t>Gomez said he believes Colombia may have gotten a little luckier in the last decade. The infrastructure, the stadiums and training grounds, has improved along with the salaries.</w:t>
-        <w:br/>
-        <w:t>Gomez was co-author of a book, The Bosses of the Game, published in 1987, that described connections between the cartels and professional soccer in Colombia.</w:t>
-        <w:br/>
-        <w:t>At the time, the cartels didn't issue denials, just death threats. Although the book was written under a pseudonym, the identities of the authors got out soon enough, and Gomez left the country for nine months.</w:t>
-        <w:br/>
-        <w:t>"I had a tour of Europe," he said with a smile.</w:t>
-        <w:br/>
-        <w:t>It isn't only money that has infiltrated the sport in Colombia. There has been violence in the last decade. A club executive kidnapped and murdered. A referee shot. This is a country with a murder rate eight times higher than that of the United States, higher than that of any peacetime nation in the world.</w:t>
-        <w:br/>
-        <w:t>Kidnapping has become knit into the fabric, too. Guerrilla groups with vague political affiliations and paramilitary groups that are available for hiring by the cartels are often said to be responsible. Someone is taken every four hours in Colombia.</w:t>
-        <w:br/>
-        <w:t>Anyone with money is a target. Four days after Colombia had qualified for the World Cup, kidnappers riding motorcycles grabbed the 4-year-old son of Colombian defender Luis Herrera from a nursery school bus. They demanded $187,000 for the boy's release but were captured first, the boy unharmed.</w:t>
-        <w:br/>
-        <w:t>Law enforcement officials do not believe that Higuita was involved in the kidnapping last May that led to his downfall. The police official in Bogota said Higuita apparently was a "very close friend" of the kidnappers of the 13-year-old daughter of one of the richest men in Medellin, Luis Carlos Molina, an alleged drug lord.</w:t>
-        <w:br/>
-        <w:t>El Loco paid the kidnappers, got the girl released, and received a $50,000 "reward" from Molina. Higuita was arrested, accused of profiting from a kidnapping, and kept seven months in prison. Charges are still pending.</w:t>
-        <w:br/>
-        <w:t>Higuita has never denied a friendship with Escobar. A phone call he made to Pablo's brother, Roberto Escobar Gaviria, at Itagui prison on Nov. 12, 1992, was tape-recorded. Higuita was out of shape and trying to get back on Atletico Nacional, which had dropped him. Roberto Escobar told him he was working things out and did so, in another tape-recorded phone call, with a director of Atletico Nacional.</w:t>
-        <w:br/>
-        <w:t>"Look, I'm calling you for the following. Let's see if you can go along with this," Roberto Escobar said to the team director. "That boy, I've been talking with him, with the goalkeeper. He has repented all those stupidities, brother. . . . He cannot be left, because he will be lost."</w:t>
-        <w:br/>
-        <w:t>The police official who took part in the search for Pablo Escobar tells a story about how Escobar bought a ranch in the hills above Medellin for a Catholic priest and used the place as a hideout.</w:t>
-        <w:br/>
-        <w:t>From the priest's house, the policeman said, Escobar would look through a sophisticated telescope.</w:t>
-        <w:br/>
-        <w:t>Searching for police, perhaps?</w:t>
-        <w:br/>
-        <w:t>Watching Atletico Nacional play soccer.</w:t>
+        <w:t>Accompanying story; Colombian may resign after threats</w:t>
         <w:br/>
         <w:br/>
         <w:t>Graphic</w:t>
@@ -171,28 +139,11 @@
         <w:br/>
         <w:t xml:space="preserve"> </w:t>
         <w:br/>
-        <w:t>PHOTO;</w:t>
+        <w:t>color, USA TODAY (Map, Colombia); PHOTO; color, Vladimiro Posada, AP (Playhouse at Medellin mansion of Jorge Ochoa); PHOTO; color, Vladimiro Posada, AP ( Luis Fernando Galeano Berrio)</w:t>
         <w:br/>
+        <w:t xml:space="preserve"> </w:t>
         <w:br/>
-        <w:t>PHOTO (4)</w:t>
-        <w:br/>
-        <w:t>1. Construction workers in Bogota play a pickup soccer game on a basketball</w:t>
-        <w:br/>
-        <w:t>court during their lunch break. (For The Inquirer, ZOE SELSKY)</w:t>
-        <w:br/>
-        <w:t>2. Carlos Valderrama (left) in action in a game with Fiorentina, an Italian</w:t>
-        <w:br/>
-        <w:t>pro team, in Florence. Valderrama is a star for the Colombian national team,</w:t>
-        <w:br/>
-        <w:t>which will face the United States in the World Cup. (Reuters)</w:t>
-        <w:br/>
-        <w:t>3. National team coach Francisco Maturana has produced a uniquely Colombian</w:t>
-        <w:br/>
-        <w:t>style of play.</w:t>
-        <w:br/>
-        <w:t>4. Pablo Escobar, the ruler of the Medellin cartel, was an avid fan who</w:t>
-        <w:br/>
-        <w:t>sponsored several teams.</w:t>
+        <w:t>CUTLINE: DAUGHTER'S TOY: Drug kingpin Jorge Ochoa built a Cinderella playhouse, with working bathroom and mini-lake with swans, for his and his mistress' child at her Medellin mansion. CUTLINE: IN JAIL: Luis Fernando Galeano Berrio, 39, a Medellin cartel finance chief.</w:t>
       </w:r>
     </w:p>
     <w:sectPr>
